--- a/labs/lab09/report/report.docx
+++ b/labs/lab09/report/report.docx
@@ -111,7 +111,7 @@
         <w:pStyle w:val="FirstParagraph"/>
       </w:pPr>
       <w:r>
-        <w:t xml:space="preserve">Получить навыки работы с контекстом безопасности и политиками SELinux.</w:t>
+        <w:t xml:space="preserve">Приобретение практических навыков по установке и простейшему конфигурированию POP3/IMAP-сервера.</w:t>
       </w:r>
     </w:p>
     <w:bookmarkEnd w:id="20"/>
@@ -142,7 +142,13 @@
         </w:numPr>
       </w:pPr>
       <w:r>
-        <w:t xml:space="preserve">Продемонстрируйте навыки по управлению режимами SELinux.</w:t>
+        <w:t xml:space="preserve">Установите на виртуальной машине server Dovecot и Telnet для дальнейшей про-</w:t>
+      </w:r>
+      <w:r>
+        <w:t xml:space="preserve"> </w:t>
+      </w:r>
+      <w:r>
+        <w:t xml:space="preserve">верки корректности работы почтового сервера.</w:t>
       </w:r>
     </w:p>
     <w:p>
@@ -154,7 +160,7 @@
         </w:numPr>
       </w:pPr>
       <w:r>
-        <w:t xml:space="preserve">Продемонстрируйте навыки по восстановлению контекста безопасности SELinux.</w:t>
+        <w:t xml:space="preserve">Настройте Dovecot.</w:t>
       </w:r>
     </w:p>
     <w:p>
@@ -166,13 +172,25 @@
         </w:numPr>
       </w:pPr>
       <w:r>
-        <w:t xml:space="preserve">Настройте контекст безопасности для нестандартного расположения файлов веб-</w:t>
-      </w:r>
-      <w:r>
-        <w:t xml:space="preserve"> </w:t>
-      </w:r>
-      <w:r>
-        <w:t xml:space="preserve">службы.</w:t>
+        <w:t xml:space="preserve">Установите на виртуальной машине client программу для чтения почты Evolution</w:t>
+      </w:r>
+      <w:r>
+        <w:t xml:space="preserve"> </w:t>
+      </w:r>
+      <w:r>
+        <w:t xml:space="preserve">и настройте её для манипуляций с почтой вашего пользователя. Проверьте кор-</w:t>
+      </w:r>
+      <w:r>
+        <w:t xml:space="preserve"> </w:t>
+      </w:r>
+      <w:r>
+        <w:t xml:space="preserve">ректность работы почтового сервера как с виртуальной машины server, так</w:t>
+      </w:r>
+      <w:r>
+        <w:t xml:space="preserve"> </w:t>
+      </w:r>
+      <w:r>
+        <w:t xml:space="preserve">и с виртуальной машины client.</w:t>
       </w:r>
     </w:p>
     <w:p>
@@ -184,7 +202,31 @@
         </w:numPr>
       </w:pPr>
       <w:r>
-        <w:t xml:space="preserve">Продемонстрируйте навыки работы с переключателями SELinux.</w:t>
+        <w:t xml:space="preserve">Измените скрипт для Vagrant, фиксирующий действия по установке и настройке</w:t>
+      </w:r>
+      <w:r>
+        <w:t xml:space="preserve"> </w:t>
+      </w:r>
+      <w:r>
+        <w:t xml:space="preserve">Postfix и Dovecote во внутреннем окружении виртуальной машины server, создайте</w:t>
+      </w:r>
+      <w:r>
+        <w:t xml:space="preserve"> </w:t>
+      </w:r>
+      <w:r>
+        <w:t xml:space="preserve">скрипт для Vagrant, фиксирующий действия по установке Evolution во внутрен-</w:t>
+      </w:r>
+      <w:r>
+        <w:t xml:space="preserve"> </w:t>
+      </w:r>
+      <w:r>
+        <w:t xml:space="preserve">нем окружении виртуальной машины client. Соответствующим образом внесите</w:t>
+      </w:r>
+      <w:r>
+        <w:t xml:space="preserve"> </w:t>
+      </w:r>
+      <w:r>
+        <w:t xml:space="preserve">изменения в Vagrantfile.</w:t>
       </w:r>
     </w:p>
     <w:bookmarkEnd w:id="21"/>
@@ -204,6 +246,14 @@
       </w:r>
       <w:r>
         <w:t xml:space="preserve">Выполнение лабораторной работы</w:t>
+      </w:r>
+    </w:p>
+    <w:p>
+      <w:pPr>
+        <w:pStyle w:val="FirstParagraph"/>
+      </w:pPr>
+      <w:r>
+        <w:t xml:space="preserve">Установка Dovecot</w:t>
       </w:r>
     </w:p>
     <w:p>
@@ -215,7 +265,13 @@
         </w:numPr>
       </w:pPr>
       <w:r>
-        <w:t xml:space="preserve">Управление режимами SELinux.</w:t>
+        <w:t xml:space="preserve">На виртуальной машине server войдите под вашим пользователем и откройте тер-</w:t>
+      </w:r>
+      <w:r>
+        <w:t xml:space="preserve"> </w:t>
+      </w:r>
+      <w:r>
+        <w:t xml:space="preserve">минал. Перейдите в режим суперпользователя:</w:t>
       </w:r>
     </w:p>
     <w:p>
@@ -223,31 +279,25 @@
         <w:pStyle w:val="FirstParagraph"/>
       </w:pPr>
       <w:r>
-        <w:t xml:space="preserve">Просмотрите текущую информацию о состоянии SELinux. Посмотрите, в каком режиме работает SELinux. Измените режим работы SELinux на разрешающий (Permissive). В файле /etc/sysconfig/selinux с помощью редактора установите SELINUX=disabled. Перезагрузите систему.</w:t>
-      </w:r>
-      <w:r>
-        <w:t xml:space="preserve"> </w:t>
-      </w:r>
-      <w:r>
-        <w:t xml:space="preserve">Посмотрите статус SELinux. Попробуйте переключить режим работы SELinux. Откройте файл /etc/sysconfig/selinux с помощью редактора и установите: SELINUX=enforcing. Перезагрузите систему.</w:t>
-      </w:r>
-      <w:r>
-        <w:t xml:space="preserve"> </w:t>
-      </w:r>
-      <w:r>
-        <w:t xml:space="preserve">После перезагрузки в терминале с полномочиями администратора просмотрите текущую информацию о состоянии SELinux.</w:t>
-      </w:r>
-      <w:r>
-        <w:t xml:space="preserve"> </w:t>
-      </w:r>
-      <w:r>
-        <w:t xml:space="preserve">Убедитесь, что система работает в принудительном режиме (enforcing) использования</w:t>
-      </w:r>
-      <w:r>
-        <w:t xml:space="preserve"> </w:t>
-      </w:r>
-      <w:r>
-        <w:t xml:space="preserve">SELinux.(рис. 1)</w:t>
+        <w:t xml:space="preserve">sudo -i</w:t>
+      </w:r>
+    </w:p>
+    <w:p>
+      <w:pPr>
+        <w:pStyle w:val="Compact"/>
+        <w:numPr>
+          <w:ilvl w:val="0"/>
+          <w:numId w:val="1003"/>
+        </w:numPr>
+      </w:pPr>
+      <w:r>
+        <w:t xml:space="preserve">Установите необходимые для работы пакеты:</w:t>
+      </w:r>
+      <w:r>
+        <w:t xml:space="preserve"> </w:t>
+      </w:r>
+      <w:r>
+        <w:t xml:space="preserve">dnf -y install dovecot telnet(рис. 1)</w:t>
       </w:r>
     </w:p>
     <w:p>
@@ -257,9 +307,9 @@
       <w:r>
         <w:drawing>
           <wp:inline>
-            <wp:extent cx="3733800" cy="1615586"/>
+            <wp:extent cx="3733800" cy="2313460"/>
             <wp:effectExtent b="0" l="0" r="0" t="0"/>
-            <wp:docPr descr="Информация о состоянии SELinux" title="" id="23" name="Picture"/>
+            <wp:docPr descr="Установка dovecot и telnet" title="" id="23" name="Picture"/>
             <a:graphic>
               <a:graphicData uri="http://schemas.openxmlformats.org/drawingml/2006/picture">
                 <pic:pic>
@@ -278,7 +328,7 @@
                   <pic:spPr bwMode="auto">
                     <a:xfrm>
                       <a:off x="0" y="0"/>
-                      <a:ext cx="3733800" cy="1615586"/>
+                      <a:ext cx="3733800" cy="2313460"/>
                     </a:xfrm>
                     <a:prstGeom prst="rect">
                       <a:avLst/>
@@ -302,7 +352,15 @@
         <w:pStyle w:val="ImageCaption"/>
       </w:pPr>
       <w:r>
-        <w:t xml:space="preserve">Рис. 1: Информация о состоянии SELinux</w:t>
+        <w:t xml:space="preserve">Рис. 1: Установка dovecot и telnet</w:t>
+      </w:r>
+    </w:p>
+    <w:p>
+      <w:pPr>
+        <w:pStyle w:val="BodyText"/>
+      </w:pPr>
+      <w:r>
+        <w:t xml:space="preserve">Настройка dovecot</w:t>
       </w:r>
     </w:p>
     <w:p>
@@ -310,31 +368,137 @@
         <w:pStyle w:val="Compact"/>
         <w:numPr>
           <w:ilvl w:val="0"/>
-          <w:numId w:val="1003"/>
+          <w:numId w:val="1004"/>
         </w:numPr>
       </w:pPr>
       <w:r>
-        <w:t xml:space="preserve">Использование restorecon для восстановления контекста</w:t>
-      </w:r>
-      <w:r>
-        <w:t xml:space="preserve"> </w:t>
-      </w:r>
-      <w:r>
-        <w:t xml:space="preserve">безопасности.</w:t>
-      </w:r>
-    </w:p>
-    <w:p>
-      <w:pPr>
-        <w:pStyle w:val="FirstParagraph"/>
-      </w:pPr>
-      <w:r>
-        <w:t xml:space="preserve">Посмотрите контекст безопасности файла /etc/hosts. Скопируйте файл /etc/hosts в домашний каталог.</w:t>
-      </w:r>
-      <w:r>
-        <w:t xml:space="preserve"> </w:t>
-      </w:r>
-      <w:r>
-        <w:t xml:space="preserve">Проверьте контекст файла ~/hosts. Попытайтесь перезаписать существующий файл hosts из домашнего каталога в каталог /etc. Убедитесь, что тип контекста по-прежнему установлен на admin_home_t. Исправьте контекст безопасности. Убедитесь, что тип контекста изменился. Для массового исправления контекста безопасности на файловой системе введите touch /.autorelabel и перезагрузите систему. (рис. 2)</w:t>
+        <w:t xml:space="preserve">В конфигурационном файле /etc/dovecot/dovecot.conf пропишите список почто-</w:t>
+      </w:r>
+      <w:r>
+        <w:t xml:space="preserve"> </w:t>
+      </w:r>
+      <w:r>
+        <w:t xml:space="preserve">вых протоколов, по которым разрешено работать Dovecot:</w:t>
+      </w:r>
+      <w:r>
+        <w:t xml:space="preserve"> </w:t>
+      </w:r>
+      <w:r>
+        <w:t xml:space="preserve">protocols = imap pop3</w:t>
+      </w:r>
+    </w:p>
+    <w:p>
+      <w:pPr>
+        <w:pStyle w:val="Compact"/>
+        <w:numPr>
+          <w:ilvl w:val="0"/>
+          <w:numId w:val="1004"/>
+        </w:numPr>
+      </w:pPr>
+      <w:r>
+        <w:t xml:space="preserve">В конфигурационном файле /etc/dovecot/conf.d/10-auth.conf проверьте, что ука-</w:t>
+      </w:r>
+      <w:r>
+        <w:t xml:space="preserve"> </w:t>
+      </w:r>
+      <w:r>
+        <w:t xml:space="preserve">зан метод аутентификации plain:</w:t>
+      </w:r>
+      <w:r>
+        <w:t xml:space="preserve"> </w:t>
+      </w:r>
+      <w:r>
+        <w:t xml:space="preserve">auth_mechanisms = plain</w:t>
+      </w:r>
+    </w:p>
+    <w:p>
+      <w:pPr>
+        <w:pStyle w:val="Compact"/>
+        <w:numPr>
+          <w:ilvl w:val="0"/>
+          <w:numId w:val="1004"/>
+        </w:numPr>
+      </w:pPr>
+      <w:r>
+        <w:t xml:space="preserve">В конфигурационном файле /etc/dovecot/conf.d/auth-system.conf.ext проверьте,</w:t>
+      </w:r>
+      <w:r>
+        <w:t xml:space="preserve"> </w:t>
+      </w:r>
+      <w:r>
+        <w:t xml:space="preserve">что для поиска пользователей и их паролей используется pam и файл passwd.</w:t>
+      </w:r>
+    </w:p>
+    <w:p>
+      <w:pPr>
+        <w:pStyle w:val="Compact"/>
+        <w:numPr>
+          <w:ilvl w:val="0"/>
+          <w:numId w:val="1004"/>
+        </w:numPr>
+      </w:pPr>
+      <w:r>
+        <w:t xml:space="preserve">В конфигурационном файле /etc/dovecot/conf.d/10-mail.conf настройте место-</w:t>
+      </w:r>
+      <w:r>
+        <w:t xml:space="preserve"> </w:t>
+      </w:r>
+      <w:r>
+        <w:t xml:space="preserve">расположение почтовых ящиков пользователей:</w:t>
+      </w:r>
+      <w:r>
+        <w:t xml:space="preserve"> </w:t>
+      </w:r>
+      <w:r>
+        <w:t xml:space="preserve">mail_location = maildir:~/Maildir</w:t>
+      </w:r>
+    </w:p>
+    <w:p>
+      <w:pPr>
+        <w:pStyle w:val="Compact"/>
+        <w:numPr>
+          <w:ilvl w:val="0"/>
+          <w:numId w:val="1004"/>
+        </w:numPr>
+      </w:pPr>
+      <w:r>
+        <w:t xml:space="preserve">В Postfix задайте каталог для доставки почты:</w:t>
+      </w:r>
+      <w:r>
+        <w:t xml:space="preserve"> </w:t>
+      </w:r>
+      <w:r>
+        <w:t xml:space="preserve">postconf -e</w:t>
+      </w:r>
+      <w:r>
+        <w:t xml:space="preserve"> </w:t>
+      </w:r>
+      <w:r>
+        <w:t xml:space="preserve">‘</w:t>
+      </w:r>
+      <w:r>
+        <w:t xml:space="preserve">home_mailbox = Maildir/</w:t>
+      </w:r>
+      <w:r>
+        <w:t xml:space="preserve">’</w:t>
+      </w:r>
+    </w:p>
+    <w:p>
+      <w:pPr>
+        <w:pStyle w:val="Compact"/>
+        <w:numPr>
+          <w:ilvl w:val="0"/>
+          <w:numId w:val="1004"/>
+        </w:numPr>
+      </w:pPr>
+      <w:r>
+        <w:t xml:space="preserve">Сконфигурируйте межсетевой экран, разрешив работать службам протоколов POP3</w:t>
+      </w:r>
+      <w:r>
+        <w:t xml:space="preserve"> </w:t>
+      </w:r>
+      <w:r>
+        <w:t xml:space="preserve">и IMAP:(рис. 2)</w:t>
       </w:r>
     </w:p>
     <w:p>
@@ -344,9 +508,9 @@
       <w:r>
         <w:drawing>
           <wp:inline>
-            <wp:extent cx="3733800" cy="2247358"/>
+            <wp:extent cx="3733800" cy="745758"/>
             <wp:effectExtent b="0" l="0" r="0" t="0"/>
-            <wp:docPr descr="Выполняем команды" title="" id="26" name="Picture"/>
+            <wp:docPr descr="Настройка dovecot" title="" id="26" name="Picture"/>
             <a:graphic>
               <a:graphicData uri="http://schemas.openxmlformats.org/drawingml/2006/picture">
                 <pic:pic>
@@ -365,7 +529,7 @@
                   <pic:spPr bwMode="auto">
                     <a:xfrm>
                       <a:off x="0" y="0"/>
-                      <a:ext cx="3733800" cy="2247358"/>
+                      <a:ext cx="3733800" cy="745758"/>
                     </a:xfrm>
                     <a:prstGeom prst="rect">
                       <a:avLst/>
@@ -389,7 +553,7 @@
         <w:pStyle w:val="ImageCaption"/>
       </w:pPr>
       <w:r>
-        <w:t xml:space="preserve">Рис. 2: Выполняем команды</w:t>
+        <w:t xml:space="preserve">Рис. 2: Настройка dovecot</w:t>
       </w:r>
     </w:p>
     <w:p>
@@ -397,25 +561,29 @@
         <w:pStyle w:val="Compact"/>
         <w:numPr>
           <w:ilvl w:val="0"/>
-          <w:numId w:val="1004"/>
+          <w:numId w:val="1005"/>
         </w:numPr>
       </w:pPr>
       <w:r>
-        <w:t xml:space="preserve">Настройка контекста безопасности для нестандартного</w:t>
-      </w:r>
-      <w:r>
-        <w:t xml:space="preserve"> </w:t>
-      </w:r>
-      <w:r>
-        <w:t xml:space="preserve">расположения файлов веб-сервера.</w:t>
-      </w:r>
-    </w:p>
-    <w:p>
-      <w:pPr>
-        <w:pStyle w:val="FirstParagraph"/>
-      </w:pPr>
-      <w:r>
-        <w:t xml:space="preserve">Установите необходимое программное обеспечение. Создайте новое хранилище для файлов web-сервера. Создайте файл index.html в каталоге с контентом веб-сервера. Запустите веб-сервер и службу httpd. В терминале под учётной записью своего пользователя при обращении к веб-серверу в текстовом браузере lynx вы увидите веб-страницу Red Hat по умолчанию, а не содержимое только что созданного файла index.html.(рис. 3)</w:t>
+        <w:t xml:space="preserve">Восстановите контекст безопасности в SELinux:</w:t>
+      </w:r>
+      <w:r>
+        <w:t xml:space="preserve"> </w:t>
+      </w:r>
+      <w:r>
+        <w:t xml:space="preserve">restorecon -vR /etc</w:t>
+      </w:r>
+    </w:p>
+    <w:p>
+      <w:pPr>
+        <w:pStyle w:val="Compact"/>
+        <w:numPr>
+          <w:ilvl w:val="0"/>
+          <w:numId w:val="1005"/>
+        </w:numPr>
+      </w:pPr>
+      <w:r>
+        <w:t xml:space="preserve">Перезапустите Postfix и запустите Dovecot:(рис. 3)</w:t>
       </w:r>
     </w:p>
     <w:p>
@@ -425,9 +593,9 @@
       <w:r>
         <w:drawing>
           <wp:inline>
-            <wp:extent cx="3733800" cy="2729003"/>
+            <wp:extent cx="3733800" cy="2198046"/>
             <wp:effectExtent b="0" l="0" r="0" t="0"/>
-            <wp:docPr descr="Запустили веб-сервер и службу httpd" title="" id="29" name="Picture"/>
+            <wp:docPr descr="Запустили Dovecot" title="" id="29" name="Picture"/>
             <a:graphic>
               <a:graphicData uri="http://schemas.openxmlformats.org/drawingml/2006/picture">
                 <pic:pic>
@@ -446,7 +614,7 @@
                   <pic:spPr bwMode="auto">
                     <a:xfrm>
                       <a:off x="0" y="0"/>
-                      <a:ext cx="3733800" cy="2729003"/>
+                      <a:ext cx="3733800" cy="2198046"/>
                     </a:xfrm>
                     <a:prstGeom prst="rect">
                       <a:avLst/>
@@ -470,7 +638,7 @@
         <w:pStyle w:val="ImageCaption"/>
       </w:pPr>
       <w:r>
-        <w:t xml:space="preserve">Рис. 3: Запустили веб-сервер и службу httpd</w:t>
+        <w:t xml:space="preserve">Рис. 3: Запустили Dovecot</w:t>
       </w:r>
     </w:p>
     <w:p>
@@ -478,37 +646,265 @@
         <w:pStyle w:val="BodyText"/>
       </w:pPr>
       <w:r>
-        <w:t xml:space="preserve">В терминале с полномочиями администратора примените новую метку контекста</w:t>
-      </w:r>
-      <w:r>
-        <w:t xml:space="preserve"> </w:t>
-      </w:r>
-      <w:r>
-        <w:t xml:space="preserve">к /web. Восстановите контекст безопасности. В терминале под учётной записью своего пользователя снова обратитесь к веб-серверу.</w:t>
-      </w:r>
-      <w:r>
-        <w:t xml:space="preserve"> </w:t>
-      </w:r>
-      <w:r>
-        <w:t xml:space="preserve">Теперь вы получите доступ к своей пользовательской веб-странице. Если этого не</w:t>
-      </w:r>
-      <w:r>
-        <w:t xml:space="preserve"> </w:t>
-      </w:r>
-      <w:r>
-        <w:t xml:space="preserve">произошло, то перегрузите систему и снова попытайтесь получить доступ к своей</w:t>
-      </w:r>
-      <w:r>
-        <w:t xml:space="preserve"> </w:t>
-      </w:r>
-      <w:r>
-        <w:t xml:space="preserve">пользовательской веб-странице. В случае успеха на экране должна быть отображена</w:t>
-      </w:r>
-      <w:r>
-        <w:t xml:space="preserve"> </w:t>
-      </w:r>
-      <w:r>
-        <w:t xml:space="preserve">запись «Welcome to my web-server».(рис. 4)</w:t>
+        <w:t xml:space="preserve">Проверка работы Dovecot</w:t>
+      </w:r>
+    </w:p>
+    <w:p>
+      <w:pPr>
+        <w:pStyle w:val="Compact"/>
+        <w:numPr>
+          <w:ilvl w:val="0"/>
+          <w:numId w:val="1006"/>
+        </w:numPr>
+      </w:pPr>
+      <w:r>
+        <w:t xml:space="preserve">На дополнительном терминале виртуальной машины server запустите мониторинг</w:t>
+      </w:r>
+      <w:r>
+        <w:t xml:space="preserve"> </w:t>
+      </w:r>
+      <w:r>
+        <w:t xml:space="preserve">работы почтовой службы:</w:t>
+      </w:r>
+      <w:r>
+        <w:t xml:space="preserve"> </w:t>
+      </w:r>
+      <w:r>
+        <w:t xml:space="preserve">tail -f /var/log/maillog</w:t>
+      </w:r>
+    </w:p>
+    <w:p>
+      <w:pPr>
+        <w:pStyle w:val="Compact"/>
+        <w:numPr>
+          <w:ilvl w:val="0"/>
+          <w:numId w:val="1006"/>
+        </w:numPr>
+      </w:pPr>
+      <w:r>
+        <w:t xml:space="preserve">На терминале сервера для просмотра имеющейся почты используйте</w:t>
+      </w:r>
+      <w:r>
+        <w:t xml:space="preserve"> </w:t>
+      </w:r>
+      <w:r>
+        <w:t xml:space="preserve">MAIL=~/Maildir mail</w:t>
+      </w:r>
+    </w:p>
+    <w:p>
+      <w:pPr>
+        <w:pStyle w:val="Compact"/>
+        <w:numPr>
+          <w:ilvl w:val="0"/>
+          <w:numId w:val="1006"/>
+        </w:numPr>
+      </w:pPr>
+      <w:r>
+        <w:t xml:space="preserve">Для просмотра mailbox пользователя на сервере на терминале с правами супер-</w:t>
+      </w:r>
+      <w:r>
+        <w:t xml:space="preserve"> </w:t>
+      </w:r>
+      <w:r>
+        <w:t xml:space="preserve">пользователя используйте команду</w:t>
+      </w:r>
+      <w:r>
+        <w:t xml:space="preserve"> </w:t>
+      </w:r>
+      <w:r>
+        <w:t xml:space="preserve">doveadm mailbox list -u user</w:t>
+      </w:r>
+      <w:r>
+        <w:t xml:space="preserve"> </w:t>
+      </w:r>
+      <w:r>
+        <w:t xml:space="preserve">(вместо user укажите свой логин).</w:t>
+      </w:r>
+    </w:p>
+    <w:p>
+      <w:pPr>
+        <w:pStyle w:val="Compact"/>
+        <w:numPr>
+          <w:ilvl w:val="0"/>
+          <w:numId w:val="1006"/>
+        </w:numPr>
+      </w:pPr>
+      <w:r>
+        <w:t xml:space="preserve">На виртуальной машине client войдите под вашим пользователем и откройте тер-</w:t>
+      </w:r>
+      <w:r>
+        <w:t xml:space="preserve"> </w:t>
+      </w:r>
+      <w:r>
+        <w:t xml:space="preserve">минал. Перейдите в режим суперпользователя:</w:t>
+      </w:r>
+      <w:r>
+        <w:t xml:space="preserve"> </w:t>
+      </w:r>
+      <w:r>
+        <w:t xml:space="preserve">sudo -i</w:t>
+      </w:r>
+      <w:r>
+        <w:t xml:space="preserve"> </w:t>
+      </w:r>
+      <w:r>
+        <w:t xml:space="preserve">74 Лабораторная работа № 9</w:t>
+      </w:r>
+    </w:p>
+    <w:p>
+      <w:pPr>
+        <w:pStyle w:val="Compact"/>
+        <w:numPr>
+          <w:ilvl w:val="0"/>
+          <w:numId w:val="1006"/>
+        </w:numPr>
+      </w:pPr>
+      <w:r>
+        <w:t xml:space="preserve">Установите почтовый клиент:</w:t>
+      </w:r>
+      <w:r>
+        <w:t xml:space="preserve"> </w:t>
+      </w:r>
+      <w:r>
+        <w:t xml:space="preserve">dnf -y install evolution</w:t>
+      </w:r>
+    </w:p>
+    <w:p>
+      <w:pPr>
+        <w:pStyle w:val="Compact"/>
+        <w:numPr>
+          <w:ilvl w:val="0"/>
+          <w:numId w:val="1006"/>
+        </w:numPr>
+      </w:pPr>
+      <w:r>
+        <w:t xml:space="preserve">Запустите и настройте почтовый клиент Evolution:</w:t>
+      </w:r>
+      <w:r>
+        <w:t xml:space="preserve"> </w:t>
+      </w:r>
+      <w:r>
+        <w:t xml:space="preserve">– в окне настройки учётной записи почты укажите имя, адрес почты в виде</w:t>
+      </w:r>
+      <w:r>
+        <w:t xml:space="preserve"> </w:t>
+      </w:r>
+      <w:r>
+        <w:t xml:space="preserve">user@user.net (вместо user укажите свой логин), введите пароль вашего пользо-</w:t>
+      </w:r>
+      <w:r>
+        <w:t xml:space="preserve"> </w:t>
+      </w:r>
+      <w:r>
+        <w:t xml:space="preserve">вателя, нажмите «Продолжить», затем нажмите «Настроить вручную»;</w:t>
+      </w:r>
+      <w:r>
+        <w:t xml:space="preserve"> </w:t>
+      </w:r>
+      <w:r>
+        <w:t xml:space="preserve">– в качестве IMAP-сервера для входящих сообщений и SMTP-сервера для ис-</w:t>
+      </w:r>
+      <w:r>
+        <w:t xml:space="preserve"> </w:t>
+      </w:r>
+      <w:r>
+        <w:t xml:space="preserve">ходящих сообщений пропишите mail.user.net, в качестве пользователя для</w:t>
+      </w:r>
+      <w:r>
+        <w:t xml:space="preserve"> </w:t>
+      </w:r>
+      <w:r>
+        <w:t xml:space="preserve">входящих и исходящих сообщений укажите user (вместо user укажите свой ло-</w:t>
+      </w:r>
+      <w:r>
+        <w:t xml:space="preserve"> </w:t>
+      </w:r>
+      <w:r>
+        <w:t xml:space="preserve">гин);</w:t>
+      </w:r>
+      <w:r>
+        <w:t xml:space="preserve"> </w:t>
+      </w:r>
+      <w:r>
+        <w:t xml:space="preserve">– проверьте номера портов: для IMAP — порт 143, для SMTP — порт 25;</w:t>
+      </w:r>
+      <w:r>
+        <w:t xml:space="preserve"> </w:t>
+      </w:r>
+      <w:r>
+        <w:t xml:space="preserve">– проверьте настройки SSL и метода аутентификации: для IMAP — STARTTLS,</w:t>
+      </w:r>
+      <w:r>
+        <w:t xml:space="preserve"> </w:t>
+      </w:r>
+      <w:r>
+        <w:t xml:space="preserve">аутентификация по обычному паролю, для SMTP — без аутентификации, аутен-</w:t>
+      </w:r>
+      <w:r>
+        <w:t xml:space="preserve"> </w:t>
+      </w:r>
+      <w:r>
+        <w:t xml:space="preserve">тификация — «Без аутентификации»;</w:t>
+      </w:r>
+      <w:r>
+        <w:t xml:space="preserve"> </w:t>
+      </w:r>
+      <w:r>
+        <w:t xml:space="preserve">– при возникновении сообщения о небезопасном соединении выставьте галочку</w:t>
+      </w:r>
+      <w:r>
+        <w:t xml:space="preserve"> </w:t>
+      </w:r>
+      <w:r>
+        <w:t xml:space="preserve">о понимании риска работы по такому соединению и нажмите «Ок», затем подтвер-</w:t>
+      </w:r>
+      <w:r>
+        <w:t xml:space="preserve"> </w:t>
+      </w:r>
+      <w:r>
+        <w:t xml:space="preserve">дите исключение безопасности, нажав в появившемся окне соответствующую</w:t>
+      </w:r>
+      <w:r>
+        <w:t xml:space="preserve"> </w:t>
+      </w:r>
+      <w:r>
+        <w:t xml:space="preserve">кнопку.</w:t>
+      </w:r>
+    </w:p>
+    <w:p>
+      <w:pPr>
+        <w:pStyle w:val="Compact"/>
+        <w:numPr>
+          <w:ilvl w:val="0"/>
+          <w:numId w:val="1006"/>
+        </w:numPr>
+      </w:pPr>
+      <w:r>
+        <w:t xml:space="preserve">Из почтового клиента отправьте себе несколько тестовых писем, убедитесь, что они</w:t>
+      </w:r>
+      <w:r>
+        <w:t xml:space="preserve"> </w:t>
+      </w:r>
+      <w:r>
+        <w:t xml:space="preserve">доставлены.</w:t>
+      </w:r>
+    </w:p>
+    <w:p>
+      <w:pPr>
+        <w:pStyle w:val="Compact"/>
+        <w:numPr>
+          <w:ilvl w:val="0"/>
+          <w:numId w:val="1006"/>
+        </w:numPr>
+      </w:pPr>
+      <w:r>
+        <w:t xml:space="preserve">Параллельно посмотрите, какие сообщения выдаются при мониторинге почтовой</w:t>
+      </w:r>
+      <w:r>
+        <w:t xml:space="preserve"> </w:t>
+      </w:r>
+      <w:r>
+        <w:t xml:space="preserve">службы на сервере, а также при использовании doveadm и mail.(рис. 4)</w:t>
       </w:r>
     </w:p>
     <w:p>
@@ -518,9 +914,9 @@
       <w:r>
         <w:drawing>
           <wp:inline>
-            <wp:extent cx="3733800" cy="2531287"/>
+            <wp:extent cx="3733800" cy="2438008"/>
             <wp:effectExtent b="0" l="0" r="0" t="0"/>
-            <wp:docPr descr="Пользовательская веб-страница" title="" id="32" name="Picture"/>
+            <wp:docPr descr="Проверка писем" title="" id="32" name="Picture"/>
             <a:graphic>
               <a:graphicData uri="http://schemas.openxmlformats.org/drawingml/2006/picture">
                 <pic:pic>
@@ -539,7 +935,7 @@
                   <pic:spPr bwMode="auto">
                     <a:xfrm>
                       <a:off x="0" y="0"/>
-                      <a:ext cx="3733800" cy="2531287"/>
+                      <a:ext cx="3733800" cy="2438008"/>
                     </a:xfrm>
                     <a:prstGeom prst="rect">
                       <a:avLst/>
@@ -563,7 +959,7 @@
         <w:pStyle w:val="ImageCaption"/>
       </w:pPr>
       <w:r>
-        <w:t xml:space="preserve">Рис. 4: Пользовательская веб-страница</w:t>
+        <w:t xml:space="preserve">Рис. 4: Проверка писем</w:t>
       </w:r>
     </w:p>
     <w:p>
@@ -571,11 +967,77 @@
         <w:pStyle w:val="Compact"/>
         <w:numPr>
           <w:ilvl w:val="0"/>
-          <w:numId w:val="1005"/>
+          <w:numId w:val="1007"/>
         </w:numPr>
       </w:pPr>
       <w:r>
-        <w:t xml:space="preserve">Работа с переключателями SELinux.</w:t>
+        <w:t xml:space="preserve">Проверьте работу почтовой службы, используя на сервере протокол Telnet:</w:t>
+      </w:r>
+      <w:r>
+        <w:t xml:space="preserve"> </w:t>
+      </w:r>
+      <w:r>
+        <w:t xml:space="preserve">– подключитесь с помощью протокола Telnet к почтовому серверу по протоколу</w:t>
+      </w:r>
+      <w:r>
+        <w:t xml:space="preserve"> </w:t>
+      </w:r>
+      <w:r>
+        <w:t xml:space="preserve">POP3 (через порт 110), введите свой логин для подключения и пароль:</w:t>
+      </w:r>
+      <w:r>
+        <w:t xml:space="preserve"> </w:t>
+      </w:r>
+      <w:r>
+        <w:t xml:space="preserve">telnet mail.user.net 110</w:t>
+      </w:r>
+      <w:r>
+        <w:t xml:space="preserve"> </w:t>
+      </w:r>
+      <w:r>
+        <w:t xml:space="preserve">user имя_пользователя</w:t>
+      </w:r>
+      <w:r>
+        <w:t xml:space="preserve"> </w:t>
+      </w:r>
+      <w:r>
+        <w:t xml:space="preserve">pass ваш_пароль</w:t>
+      </w:r>
+      <w:r>
+        <w:t xml:space="preserve"> </w:t>
+      </w:r>
+      <w:r>
+        <w:t xml:space="preserve">(в названии почтового сервера и в имени пользователя вместо user используйте</w:t>
+      </w:r>
+      <w:r>
+        <w:t xml:space="preserve"> </w:t>
+      </w:r>
+      <w:r>
+        <w:t xml:space="preserve">свой логин);</w:t>
+      </w:r>
+      <w:r>
+        <w:t xml:space="preserve"> </w:t>
+      </w:r>
+      <w:r>
+        <w:t xml:space="preserve">– с помощью команды list получите список писем;</w:t>
+      </w:r>
+      <w:r>
+        <w:t xml:space="preserve"> </w:t>
+      </w:r>
+      <w:r>
+        <w:t xml:space="preserve">– с помощью команды retr 1 получите первое письмо из списка;</w:t>
+      </w:r>
+      <w:r>
+        <w:t xml:space="preserve"> </w:t>
+      </w:r>
+      <w:r>
+        <w:t xml:space="preserve">– с помощью команды dele 2 удалите второе письмо из списка;</w:t>
+      </w:r>
+      <w:r>
+        <w:t xml:space="preserve"> </w:t>
+      </w:r>
+      <w:r>
+        <w:t xml:space="preserve">– с помощью команды quit завершите сеанс работы с telnet.</w:t>
       </w:r>
     </w:p>
     <w:p>
@@ -583,43 +1045,79 @@
         <w:pStyle w:val="FirstParagraph"/>
       </w:pPr>
       <w:r>
-        <w:t xml:space="preserve">Посмотрите список переключателей SELinux для службы ftp. Для службы ftpd_anon посмотрите список переключателей с пояснением, за что</w:t>
-      </w:r>
-      <w:r>
-        <w:t xml:space="preserve"> </w:t>
-      </w:r>
-      <w:r>
-        <w:t xml:space="preserve">отвечает каждый переключатель, включён он или выключен. Измените текущее значение переключателя для службы ftpd_anon_write с off на</w:t>
-      </w:r>
-      <w:r>
-        <w:t xml:space="preserve"> </w:t>
-      </w:r>
-      <w:r>
-        <w:t xml:space="preserve">on. Повторно посмотрите список переключателей SELinux для службы ftpd_anon_write. Посмотрите список переключателей с пояснением.</w:t>
-      </w:r>
-      <w:r>
-        <w:t xml:space="preserve"> </w:t>
-      </w:r>
-      <w:r>
-        <w:t xml:space="preserve">Обратите внимание, что настройка времени выполнения включена, но постоянная</w:t>
-      </w:r>
-      <w:r>
-        <w:t xml:space="preserve"> </w:t>
-      </w:r>
-      <w:r>
-        <w:t xml:space="preserve">настройка по-прежнему отключена.</w:t>
-      </w:r>
-      <w:r>
-        <w:t xml:space="preserve"> </w:t>
-      </w:r>
-      <w:r>
-        <w:t xml:space="preserve">Измените постоянное значение переключателя для службы ftpd_anon_write с off</w:t>
-      </w:r>
-      <w:r>
-        <w:t xml:space="preserve"> </w:t>
-      </w:r>
-      <w:r>
-        <w:t xml:space="preserve">на on. Посмотрите список переключателей. (рис. 5)</w:t>
+        <w:t xml:space="preserve">Внесение изменений в настройки внутреннего окружения</w:t>
+      </w:r>
+      <w:r>
+        <w:t xml:space="preserve"> </w:t>
+      </w:r>
+      <w:r>
+        <w:t xml:space="preserve">виртуальной машины</w:t>
+      </w:r>
+    </w:p>
+    <w:p>
+      <w:pPr>
+        <w:pStyle w:val="Compact"/>
+        <w:numPr>
+          <w:ilvl w:val="0"/>
+          <w:numId w:val="1008"/>
+        </w:numPr>
+      </w:pPr>
+      <w:r>
+        <w:t xml:space="preserve">На виртуальной машине server перейдите в каталог для внесения изменений в на-</w:t>
+      </w:r>
+      <w:r>
+        <w:t xml:space="preserve"> </w:t>
+      </w:r>
+      <w:r>
+        <w:t xml:space="preserve">стройки внутреннего окружения /vagrant/provision/server/. В соответствующие</w:t>
+      </w:r>
+      <w:r>
+        <w:t xml:space="preserve"> </w:t>
+      </w:r>
+      <w:r>
+        <w:t xml:space="preserve">подкаталоги поместите конфигурационные файлы Dovecot.</w:t>
+      </w:r>
+    </w:p>
+    <w:p>
+      <w:pPr>
+        <w:pStyle w:val="Compact"/>
+        <w:numPr>
+          <w:ilvl w:val="0"/>
+          <w:numId w:val="1008"/>
+        </w:numPr>
+      </w:pPr>
+      <w:r>
+        <w:t xml:space="preserve">Внесите изменения в файл /vagrant/provision/server/mail.sh, добавив в него</w:t>
+      </w:r>
+      <w:r>
+        <w:t xml:space="preserve"> </w:t>
+      </w:r>
+      <w:r>
+        <w:t xml:space="preserve">строки:</w:t>
+      </w:r>
+      <w:r>
+        <w:t xml:space="preserve"> </w:t>
+      </w:r>
+      <w:r>
+        <w:t xml:space="preserve">– по установке Dovecot и Telnet;</w:t>
+      </w:r>
+      <w:r>
+        <w:t xml:space="preserve"> </w:t>
+      </w:r>
+      <w:r>
+        <w:t xml:space="preserve">– по настройке межсетевого экрана;</w:t>
+      </w:r>
+      <w:r>
+        <w:t xml:space="preserve"> </w:t>
+      </w:r>
+      <w:r>
+        <w:t xml:space="preserve">– по настройке Postfix в части задания месторасположения почтового ящика;</w:t>
+      </w:r>
+      <w:r>
+        <w:t xml:space="preserve"> </w:t>
+      </w:r>
+      <w:r>
+        <w:t xml:space="preserve">– по перезапуску Postfix и запуску Dovecot.(рис. 5)</w:t>
       </w:r>
     </w:p>
     <w:p>
@@ -629,9 +1127,9 @@
       <w:r>
         <w:drawing>
           <wp:inline>
-            <wp:extent cx="3733800" cy="2513020"/>
+            <wp:extent cx="3733800" cy="1663238"/>
             <wp:effectExtent b="0" l="0" r="0" t="0"/>
-            <wp:docPr descr="Смотрим список переключателей" title="" id="35" name="Picture"/>
+            <wp:docPr descr="Вносим изменения в mail.sh" title="" id="35" name="Picture"/>
             <a:graphic>
               <a:graphicData uri="http://schemas.openxmlformats.org/drawingml/2006/picture">
                 <pic:pic>
@@ -650,7 +1148,7 @@
                   <pic:spPr bwMode="auto">
                     <a:xfrm>
                       <a:off x="0" y="0"/>
-                      <a:ext cx="3733800" cy="2513020"/>
+                      <a:ext cx="3733800" cy="1663238"/>
                     </a:xfrm>
                     <a:prstGeom prst="rect">
                       <a:avLst/>
@@ -674,7 +1172,31 @@
         <w:pStyle w:val="ImageCaption"/>
       </w:pPr>
       <w:r>
-        <w:t xml:space="preserve">Рис. 5: Смотрим список переключателей</w:t>
+        <w:t xml:space="preserve">Рис. 5: Вносим изменения в mail.sh</w:t>
+      </w:r>
+    </w:p>
+    <w:p>
+      <w:pPr>
+        <w:pStyle w:val="Compact"/>
+        <w:numPr>
+          <w:ilvl w:val="0"/>
+          <w:numId w:val="1009"/>
+        </w:numPr>
+      </w:pPr>
+      <w:r>
+        <w:t xml:space="preserve">На виртуальной машине client в каталоге /vagrant/provision/client скорректи-</w:t>
+      </w:r>
+      <w:r>
+        <w:t xml:space="preserve"> </w:t>
+      </w:r>
+      <w:r>
+        <w:t xml:space="preserve">руйте файл mail.sh, прописав в нём:</w:t>
+      </w:r>
+      <w:r>
+        <w:t xml:space="preserve"> </w:t>
+      </w:r>
+      <w:r>
+        <w:t xml:space="preserve">dnf -y install evolution</w:t>
       </w:r>
     </w:p>
     <w:bookmarkEnd w:id="37"/>
@@ -701,7 +1223,7 @@
         <w:pStyle w:val="FirstParagraph"/>
       </w:pPr>
       <w:r>
-        <w:t xml:space="preserve">Мы получили навыки работы с контекстом безопасности и политиками SELinux..</w:t>
+        <w:t xml:space="preserve">Мы приобрели практические навыки по установке и простейшему конфигурированию POP3/IMAP-сервера.</w:t>
       </w:r>
     </w:p>
     <w:bookmarkEnd w:id="38"/>
@@ -981,6 +1503,176 @@
       </w:pPr>
     </w:lvl>
   </w:abstractNum>
+  <w:abstractNum w:abstractNumId="99417">
+    <w:nsid w:val="00A99417"/>
+    <w:multiLevelType w:val="multilevel"/>
+    <w:lvl w:ilvl="0">
+      <w:start w:val="7"/>
+      <w:numFmt w:val="decimal"/>
+      <w:lvlText w:val="%1."/>
+      <w:lvlJc w:val="left"/>
+      <w:pPr>
+        <w:ind w:left="720" w:hanging="480"/>
+      </w:pPr>
+    </w:lvl>
+    <w:lvl w:ilvl="1">
+      <w:start w:val="7"/>
+      <w:numFmt w:val="decimal"/>
+      <w:lvlText w:val="%2."/>
+      <w:lvlJc w:val="left"/>
+      <w:pPr>
+        <w:ind w:left="1440" w:hanging="480"/>
+      </w:pPr>
+    </w:lvl>
+    <w:lvl w:ilvl="2">
+      <w:start w:val="7"/>
+      <w:numFmt w:val="decimal"/>
+      <w:lvlText w:val="%3."/>
+      <w:lvlJc w:val="left"/>
+      <w:pPr>
+        <w:ind w:left="2160" w:hanging="480"/>
+      </w:pPr>
+    </w:lvl>
+    <w:lvl w:ilvl="3">
+      <w:start w:val="7"/>
+      <w:numFmt w:val="decimal"/>
+      <w:lvlText w:val="%4."/>
+      <w:lvlJc w:val="left"/>
+      <w:pPr>
+        <w:ind w:left="2880" w:hanging="480"/>
+      </w:pPr>
+    </w:lvl>
+    <w:lvl w:ilvl="4">
+      <w:start w:val="7"/>
+      <w:numFmt w:val="decimal"/>
+      <w:lvlText w:val="%5."/>
+      <w:lvlJc w:val="left"/>
+      <w:pPr>
+        <w:ind w:left="3600" w:hanging="480"/>
+      </w:pPr>
+    </w:lvl>
+    <w:lvl w:ilvl="5">
+      <w:start w:val="7"/>
+      <w:numFmt w:val="decimal"/>
+      <w:lvlText w:val="%6."/>
+      <w:lvlJc w:val="left"/>
+      <w:pPr>
+        <w:ind w:left="4320" w:hanging="480"/>
+      </w:pPr>
+    </w:lvl>
+    <w:lvl w:ilvl="6">
+      <w:start w:val="7"/>
+      <w:numFmt w:val="decimal"/>
+      <w:lvlText w:val="%7."/>
+      <w:lvlJc w:val="left"/>
+      <w:pPr>
+        <w:ind w:left="5040" w:hanging="480"/>
+      </w:pPr>
+    </w:lvl>
+    <w:lvl w:ilvl="7">
+      <w:start w:val="7"/>
+      <w:numFmt w:val="decimal"/>
+      <w:lvlText w:val="%8."/>
+      <w:lvlJc w:val="left"/>
+      <w:pPr>
+        <w:ind w:left="5760" w:hanging="480"/>
+      </w:pPr>
+    </w:lvl>
+    <w:lvl w:ilvl="8">
+      <w:start w:val="7"/>
+      <w:numFmt w:val="decimal"/>
+      <w:lvlText w:val="%9."/>
+      <w:lvlJc w:val="left"/>
+      <w:pPr>
+        <w:ind w:left="6480" w:hanging="480"/>
+      </w:pPr>
+    </w:lvl>
+  </w:abstractNum>
+  <w:abstractNum w:abstractNumId="99419">
+    <w:nsid w:val="00A99419"/>
+    <w:multiLevelType w:val="multilevel"/>
+    <w:lvl w:ilvl="0">
+      <w:start w:val="9"/>
+      <w:numFmt w:val="decimal"/>
+      <w:lvlText w:val="%1."/>
+      <w:lvlJc w:val="left"/>
+      <w:pPr>
+        <w:ind w:left="720" w:hanging="480"/>
+      </w:pPr>
+    </w:lvl>
+    <w:lvl w:ilvl="1">
+      <w:start w:val="9"/>
+      <w:numFmt w:val="decimal"/>
+      <w:lvlText w:val="%2."/>
+      <w:lvlJc w:val="left"/>
+      <w:pPr>
+        <w:ind w:left="1440" w:hanging="480"/>
+      </w:pPr>
+    </w:lvl>
+    <w:lvl w:ilvl="2">
+      <w:start w:val="9"/>
+      <w:numFmt w:val="decimal"/>
+      <w:lvlText w:val="%3."/>
+      <w:lvlJc w:val="left"/>
+      <w:pPr>
+        <w:ind w:left="2160" w:hanging="480"/>
+      </w:pPr>
+    </w:lvl>
+    <w:lvl w:ilvl="3">
+      <w:start w:val="9"/>
+      <w:numFmt w:val="decimal"/>
+      <w:lvlText w:val="%4."/>
+      <w:lvlJc w:val="left"/>
+      <w:pPr>
+        <w:ind w:left="2880" w:hanging="480"/>
+      </w:pPr>
+    </w:lvl>
+    <w:lvl w:ilvl="4">
+      <w:start w:val="9"/>
+      <w:numFmt w:val="decimal"/>
+      <w:lvlText w:val="%5."/>
+      <w:lvlJc w:val="left"/>
+      <w:pPr>
+        <w:ind w:left="3600" w:hanging="480"/>
+      </w:pPr>
+    </w:lvl>
+    <w:lvl w:ilvl="5">
+      <w:start w:val="9"/>
+      <w:numFmt w:val="decimal"/>
+      <w:lvlText w:val="%6."/>
+      <w:lvlJc w:val="left"/>
+      <w:pPr>
+        <w:ind w:left="4320" w:hanging="480"/>
+      </w:pPr>
+    </w:lvl>
+    <w:lvl w:ilvl="6">
+      <w:start w:val="9"/>
+      <w:numFmt w:val="decimal"/>
+      <w:lvlText w:val="%7."/>
+      <w:lvlJc w:val="left"/>
+      <w:pPr>
+        <w:ind w:left="5040" w:hanging="480"/>
+      </w:pPr>
+    </w:lvl>
+    <w:lvl w:ilvl="7">
+      <w:start w:val="9"/>
+      <w:numFmt w:val="decimal"/>
+      <w:lvlText w:val="%8."/>
+      <w:lvlJc w:val="left"/>
+      <w:pPr>
+        <w:ind w:left="5760" w:hanging="480"/>
+      </w:pPr>
+    </w:lvl>
+    <w:lvl w:ilvl="8">
+      <w:start w:val="9"/>
+      <w:numFmt w:val="decimal"/>
+      <w:lvlText w:val="%9."/>
+      <w:lvlJc w:val="left"/>
+      <w:pPr>
+        <w:ind w:left="6480" w:hanging="480"/>
+      </w:pPr>
+    </w:lvl>
+  </w:abstractNum>
   <w:abstractNum w:abstractNumId="99413">
     <w:nsid w:val="00A99413"/>
     <w:multiLevelType w:val="multilevel"/>
@@ -1058,91 +1750,6 @@
     </w:lvl>
     <w:lvl w:ilvl="8">
       <w:start w:val="3"/>
-      <w:numFmt w:val="decimal"/>
-      <w:lvlText w:val="%9."/>
-      <w:lvlJc w:val="left"/>
-      <w:pPr>
-        <w:ind w:left="6480" w:hanging="480"/>
-      </w:pPr>
-    </w:lvl>
-  </w:abstractNum>
-  <w:abstractNum w:abstractNumId="99414">
-    <w:nsid w:val="00A99414"/>
-    <w:multiLevelType w:val="multilevel"/>
-    <w:lvl w:ilvl="0">
-      <w:start w:val="4"/>
-      <w:numFmt w:val="decimal"/>
-      <w:lvlText w:val="%1."/>
-      <w:lvlJc w:val="left"/>
-      <w:pPr>
-        <w:ind w:left="720" w:hanging="480"/>
-      </w:pPr>
-    </w:lvl>
-    <w:lvl w:ilvl="1">
-      <w:start w:val="4"/>
-      <w:numFmt w:val="decimal"/>
-      <w:lvlText w:val="%2."/>
-      <w:lvlJc w:val="left"/>
-      <w:pPr>
-        <w:ind w:left="1440" w:hanging="480"/>
-      </w:pPr>
-    </w:lvl>
-    <w:lvl w:ilvl="2">
-      <w:start w:val="4"/>
-      <w:numFmt w:val="decimal"/>
-      <w:lvlText w:val="%3."/>
-      <w:lvlJc w:val="left"/>
-      <w:pPr>
-        <w:ind w:left="2160" w:hanging="480"/>
-      </w:pPr>
-    </w:lvl>
-    <w:lvl w:ilvl="3">
-      <w:start w:val="4"/>
-      <w:numFmt w:val="decimal"/>
-      <w:lvlText w:val="%4."/>
-      <w:lvlJc w:val="left"/>
-      <w:pPr>
-        <w:ind w:left="2880" w:hanging="480"/>
-      </w:pPr>
-    </w:lvl>
-    <w:lvl w:ilvl="4">
-      <w:start w:val="4"/>
-      <w:numFmt w:val="decimal"/>
-      <w:lvlText w:val="%5."/>
-      <w:lvlJc w:val="left"/>
-      <w:pPr>
-        <w:ind w:left="3600" w:hanging="480"/>
-      </w:pPr>
-    </w:lvl>
-    <w:lvl w:ilvl="5">
-      <w:start w:val="4"/>
-      <w:numFmt w:val="decimal"/>
-      <w:lvlText w:val="%6."/>
-      <w:lvlJc w:val="left"/>
-      <w:pPr>
-        <w:ind w:left="4320" w:hanging="480"/>
-      </w:pPr>
-    </w:lvl>
-    <w:lvl w:ilvl="6">
-      <w:start w:val="4"/>
-      <w:numFmt w:val="decimal"/>
-      <w:lvlText w:val="%7."/>
-      <w:lvlJc w:val="left"/>
-      <w:pPr>
-        <w:ind w:left="5040" w:hanging="480"/>
-      </w:pPr>
-    </w:lvl>
-    <w:lvl w:ilvl="7">
-      <w:start w:val="4"/>
-      <w:numFmt w:val="decimal"/>
-      <w:lvlText w:val="%8."/>
-      <w:lvlJc w:val="left"/>
-      <w:pPr>
-        <w:ind w:left="5760" w:hanging="480"/>
-      </w:pPr>
-    </w:lvl>
-    <w:lvl w:ilvl="8">
-      <w:start w:val="4"/>
       <w:numFmt w:val="decimal"/>
       <w:lvlText w:val="%9."/>
       <w:lvlJc w:val="left"/>
@@ -1245,6 +1852,156 @@
     </w:lvlOverride>
   </w:num>
   <w:num w:numId="1004">
+    <w:abstractNumId w:val="99411"/>
+    <w:lvlOverride w:ilvl="0">
+      <w:startOverride w:val="1"/>
+    </w:lvlOverride>
+    <w:lvlOverride w:ilvl="1">
+      <w:startOverride w:val="1"/>
+    </w:lvlOverride>
+    <w:lvlOverride w:ilvl="2">
+      <w:startOverride w:val="1"/>
+    </w:lvlOverride>
+    <w:lvlOverride w:ilvl="3">
+      <w:startOverride w:val="1"/>
+    </w:lvlOverride>
+    <w:lvlOverride w:ilvl="4">
+      <w:startOverride w:val="1"/>
+    </w:lvlOverride>
+    <w:lvlOverride w:ilvl="5">
+      <w:startOverride w:val="1"/>
+    </w:lvlOverride>
+    <w:lvlOverride w:ilvl="6">
+      <w:startOverride w:val="1"/>
+    </w:lvlOverride>
+    <w:lvlOverride w:ilvl="7">
+      <w:startOverride w:val="1"/>
+    </w:lvlOverride>
+    <w:lvlOverride w:ilvl="8">
+      <w:startOverride w:val="1"/>
+    </w:lvlOverride>
+  </w:num>
+  <w:num w:numId="1005">
+    <w:abstractNumId w:val="99417"/>
+    <w:lvlOverride w:ilvl="0">
+      <w:startOverride w:val="7"/>
+    </w:lvlOverride>
+    <w:lvlOverride w:ilvl="1">
+      <w:startOverride w:val="7"/>
+    </w:lvlOverride>
+    <w:lvlOverride w:ilvl="2">
+      <w:startOverride w:val="7"/>
+    </w:lvlOverride>
+    <w:lvlOverride w:ilvl="3">
+      <w:startOverride w:val="7"/>
+    </w:lvlOverride>
+    <w:lvlOverride w:ilvl="4">
+      <w:startOverride w:val="7"/>
+    </w:lvlOverride>
+    <w:lvlOverride w:ilvl="5">
+      <w:startOverride w:val="7"/>
+    </w:lvlOverride>
+    <w:lvlOverride w:ilvl="6">
+      <w:startOverride w:val="7"/>
+    </w:lvlOverride>
+    <w:lvlOverride w:ilvl="7">
+      <w:startOverride w:val="7"/>
+    </w:lvlOverride>
+    <w:lvlOverride w:ilvl="8">
+      <w:startOverride w:val="7"/>
+    </w:lvlOverride>
+  </w:num>
+  <w:num w:numId="1006">
+    <w:abstractNumId w:val="99411"/>
+    <w:lvlOverride w:ilvl="0">
+      <w:startOverride w:val="1"/>
+    </w:lvlOverride>
+    <w:lvlOverride w:ilvl="1">
+      <w:startOverride w:val="1"/>
+    </w:lvlOverride>
+    <w:lvlOverride w:ilvl="2">
+      <w:startOverride w:val="1"/>
+    </w:lvlOverride>
+    <w:lvlOverride w:ilvl="3">
+      <w:startOverride w:val="1"/>
+    </w:lvlOverride>
+    <w:lvlOverride w:ilvl="4">
+      <w:startOverride w:val="1"/>
+    </w:lvlOverride>
+    <w:lvlOverride w:ilvl="5">
+      <w:startOverride w:val="1"/>
+    </w:lvlOverride>
+    <w:lvlOverride w:ilvl="6">
+      <w:startOverride w:val="1"/>
+    </w:lvlOverride>
+    <w:lvlOverride w:ilvl="7">
+      <w:startOverride w:val="1"/>
+    </w:lvlOverride>
+    <w:lvlOverride w:ilvl="8">
+      <w:startOverride w:val="1"/>
+    </w:lvlOverride>
+  </w:num>
+  <w:num w:numId="1007">
+    <w:abstractNumId w:val="99419"/>
+    <w:lvlOverride w:ilvl="0">
+      <w:startOverride w:val="9"/>
+    </w:lvlOverride>
+    <w:lvlOverride w:ilvl="1">
+      <w:startOverride w:val="9"/>
+    </w:lvlOverride>
+    <w:lvlOverride w:ilvl="2">
+      <w:startOverride w:val="9"/>
+    </w:lvlOverride>
+    <w:lvlOverride w:ilvl="3">
+      <w:startOverride w:val="9"/>
+    </w:lvlOverride>
+    <w:lvlOverride w:ilvl="4">
+      <w:startOverride w:val="9"/>
+    </w:lvlOverride>
+    <w:lvlOverride w:ilvl="5">
+      <w:startOverride w:val="9"/>
+    </w:lvlOverride>
+    <w:lvlOverride w:ilvl="6">
+      <w:startOverride w:val="9"/>
+    </w:lvlOverride>
+    <w:lvlOverride w:ilvl="7">
+      <w:startOverride w:val="9"/>
+    </w:lvlOverride>
+    <w:lvlOverride w:ilvl="8">
+      <w:startOverride w:val="9"/>
+    </w:lvlOverride>
+  </w:num>
+  <w:num w:numId="1008">
+    <w:abstractNumId w:val="99411"/>
+    <w:lvlOverride w:ilvl="0">
+      <w:startOverride w:val="1"/>
+    </w:lvlOverride>
+    <w:lvlOverride w:ilvl="1">
+      <w:startOverride w:val="1"/>
+    </w:lvlOverride>
+    <w:lvlOverride w:ilvl="2">
+      <w:startOverride w:val="1"/>
+    </w:lvlOverride>
+    <w:lvlOverride w:ilvl="3">
+      <w:startOverride w:val="1"/>
+    </w:lvlOverride>
+    <w:lvlOverride w:ilvl="4">
+      <w:startOverride w:val="1"/>
+    </w:lvlOverride>
+    <w:lvlOverride w:ilvl="5">
+      <w:startOverride w:val="1"/>
+    </w:lvlOverride>
+    <w:lvlOverride w:ilvl="6">
+      <w:startOverride w:val="1"/>
+    </w:lvlOverride>
+    <w:lvlOverride w:ilvl="7">
+      <w:startOverride w:val="1"/>
+    </w:lvlOverride>
+    <w:lvlOverride w:ilvl="8">
+      <w:startOverride w:val="1"/>
+    </w:lvlOverride>
+  </w:num>
+  <w:num w:numId="1009">
     <w:abstractNumId w:val="99413"/>
     <w:lvlOverride w:ilvl="0">
       <w:startOverride w:val="3"/>
@@ -1272,36 +2029,6 @@
     </w:lvlOverride>
     <w:lvlOverride w:ilvl="8">
       <w:startOverride w:val="3"/>
-    </w:lvlOverride>
-  </w:num>
-  <w:num w:numId="1005">
-    <w:abstractNumId w:val="99414"/>
-    <w:lvlOverride w:ilvl="0">
-      <w:startOverride w:val="4"/>
-    </w:lvlOverride>
-    <w:lvlOverride w:ilvl="1">
-      <w:startOverride w:val="4"/>
-    </w:lvlOverride>
-    <w:lvlOverride w:ilvl="2">
-      <w:startOverride w:val="4"/>
-    </w:lvlOverride>
-    <w:lvlOverride w:ilvl="3">
-      <w:startOverride w:val="4"/>
-    </w:lvlOverride>
-    <w:lvlOverride w:ilvl="4">
-      <w:startOverride w:val="4"/>
-    </w:lvlOverride>
-    <w:lvlOverride w:ilvl="5">
-      <w:startOverride w:val="4"/>
-    </w:lvlOverride>
-    <w:lvlOverride w:ilvl="6">
-      <w:startOverride w:val="4"/>
-    </w:lvlOverride>
-    <w:lvlOverride w:ilvl="7">
-      <w:startOverride w:val="4"/>
-    </w:lvlOverride>
-    <w:lvlOverride w:ilvl="8">
-      <w:startOverride w:val="4"/>
     </w:lvlOverride>
   </w:num>
 </w:numbering>
